--- a/ud2 Les dades/IPRG - 02. Les dades.docx
+++ b/ud2 Les dades/IPRG - 02. Les dades.docx
@@ -6278,7 +6278,7 @@
         <w:rPr>
           <w:highlight w:val="none"/>
         </w:rPr>
-        <w:t xml:space="preserve">(edat &lt; 65)</w:t>
+        <w:t xml:space="preserve">(edat &gt;= 65)</w:t>
       </w:r>
       <w:r>
         <w:rPr>
@@ -8970,8 +8970,6 @@
       </w:r>
       <w:r>
         <w:rPr>
-          <w:i/>
-          <w:iCs/>
           <w:highlight w:val="none"/>
         </w:rPr>
       </w:r>
